--- a/public/templates/procuracao.docx
+++ b/public/templates/procuracao.docx
@@ -127,7 +127,7 @@
           <w:sz w:val="20"/>
           <w:szCs w:val="24"/>
         </w:rPr>
-        <w:t>OUTORGANTE: {outorgante_nome}, inscrito no CPF nº {outorgante_cpf}, residente na rua {outorgante_rua}, nº {outorgante_numero}{outorgante_complemento_texto}, Bairro {outorgante_bairro}, na Cidade {outorgante_cidade}/{outorgante_estado}, CEP: {outorgante_cep}.</w:t>
+        <w:t>OUTORGANTE: {outorgante_nome}, inscrito no CPF nº {outorgante_cpf}, residente na {outorgante_rua}, nº {outorgante_numero}{outorgante_complemento_texto}, Bairro {outorgante_bairro}, na Cidade {outorgante_cidade}/{outorgante_estado}, CEP: {outorgante_cep}.</w:t>
       </w:r>
       <w:r>
         <w:rPr>
@@ -582,15 +582,17 @@
       <w:proofErr w:type="gramStart"/>
       <w:r>
         <w:rPr>
+          <w:b/>
           <w:rFonts w:asciiTheme="minorHAnsi" w:eastAsiaTheme="minorHAnsi" w:hAnsiTheme="minorHAnsi" w:cstheme="minorHAnsi"/>
           <w:sz w:val="20"/>
           <w:szCs w:val="20"/>
         </w:rPr>
-        <w:t>de placas: {moto_placa}</w:t>
+        <w:t>placa: {moto_placa}</w:t>
       </w:r>
       <w:proofErr w:type="gramEnd"/>
       <w:r>
         <w:rPr>
+          <w:b/>
           <w:rFonts w:asciiTheme="minorHAnsi" w:eastAsiaTheme="minorHAnsi" w:hAnsiTheme="minorHAnsi" w:cstheme="minorHAnsi"/>
           <w:sz w:val="20"/>
           <w:szCs w:val="24"/>
@@ -619,6 +621,7 @@
       <w:proofErr w:type="gramStart"/>
       <w:r>
         <w:rPr>
+          <w:b/>
           <w:rFonts w:asciiTheme="minorHAnsi" w:eastAsiaTheme="minorHAnsi" w:hAnsiTheme="minorHAnsi" w:cstheme="minorHAnsi"/>
           <w:sz w:val="20"/>
           <w:szCs w:val="24"/>
@@ -628,13 +631,15 @@
       <w:proofErr w:type="gramEnd"/>
       <w:r>
         <w:rPr>
-          <w:rFonts w:asciiTheme="minorHAnsi" w:eastAsiaTheme="minorHAnsi" w:hAnsiTheme="minorHAnsi" w:cstheme="minorHAnsi"/>
-          <w:sz w:val="20"/>
-          <w:szCs w:val="24"/>
-        </w:rPr>
-      </w:r>
-      <w:r>
-        <w:rPr>
+          <w:b/>
+          <w:rFonts w:asciiTheme="minorHAnsi" w:eastAsiaTheme="minorHAnsi" w:hAnsiTheme="minorHAnsi" w:cstheme="minorHAnsi"/>
+          <w:sz w:val="20"/>
+          <w:szCs w:val="24"/>
+        </w:rPr>
+      </w:r>
+      <w:r>
+        <w:rPr>
+          <w:b/>
           <w:rFonts w:asciiTheme="minorHAnsi" w:eastAsiaTheme="minorHAnsi" w:hAnsiTheme="minorHAnsi" w:cstheme="minorHAnsi"/>
           <w:sz w:val="20"/>
           <w:szCs w:val="24"/>
@@ -687,6 +692,7 @@
       <w:proofErr w:type="gramStart"/>
       <w:r>
         <w:rPr>
+          <w:b/>
           <w:rFonts w:asciiTheme="minorHAnsi" w:eastAsiaTheme="minorHAnsi" w:hAnsiTheme="minorHAnsi" w:cstheme="minorHAnsi"/>
           <w:sz w:val="20"/>
           <w:szCs w:val="24"/>
@@ -696,6 +702,7 @@
       <w:proofErr w:type="gramEnd"/>
       <w:r>
         <w:rPr>
+          <w:b/>
           <w:rFonts w:asciiTheme="minorHAnsi" w:eastAsiaTheme="minorHAnsi" w:hAnsiTheme="minorHAnsi" w:cstheme="minorHAnsi"/>
           <w:sz w:val="20"/>
           <w:szCs w:val="24"/>
@@ -764,6 +771,7 @@
       <w:proofErr w:type="gramStart"/>
       <w:r>
         <w:rPr>
+          <w:b/>
           <w:rFonts w:asciiTheme="minorHAnsi" w:eastAsiaTheme="minorHAnsi" w:hAnsiTheme="minorHAnsi" w:cstheme="minorHAnsi"/>
           <w:sz w:val="20"/>
           <w:szCs w:val="20"/>
@@ -773,6 +781,7 @@
       <w:proofErr w:type="gramEnd"/>
       <w:r>
         <w:rPr>
+          <w:b/>
           <w:rFonts w:asciiTheme="minorHAnsi" w:eastAsiaTheme="minorHAnsi" w:hAnsiTheme="minorHAnsi" w:cstheme="minorHAnsi"/>
           <w:sz w:val="20"/>
           <w:szCs w:val="24"/>
@@ -800,6 +809,7 @@
       </w:pPr>
       <w:r>
         <w:rPr>
+          <w:b/>
           <w:rFonts w:asciiTheme="minorHAnsi" w:eastAsiaTheme="minorHAnsi" w:hAnsiTheme="minorHAnsi" w:cstheme="minorHAnsi"/>
           <w:sz w:val="20"/>
           <w:szCs w:val="24"/>
@@ -808,13 +818,15 @@
       </w:r>
       <w:r>
         <w:rPr>
-          <w:rFonts w:asciiTheme="minorHAnsi" w:eastAsiaTheme="minorHAnsi" w:hAnsiTheme="minorHAnsi" w:cstheme="minorHAnsi"/>
-          <w:sz w:val="20"/>
-          <w:szCs w:val="24"/>
-        </w:rPr>
-      </w:r>
-      <w:r>
-        <w:rPr>
+          <w:b/>
+          <w:rFonts w:asciiTheme="minorHAnsi" w:eastAsiaTheme="minorHAnsi" w:hAnsiTheme="minorHAnsi" w:cstheme="minorHAnsi"/>
+          <w:sz w:val="20"/>
+          <w:szCs w:val="24"/>
+        </w:rPr>
+      </w:r>
+      <w:r>
+        <w:rPr>
+          <w:b/>
           <w:rFonts w:asciiTheme="minorHAnsi" w:eastAsiaTheme="minorHAnsi" w:hAnsiTheme="minorHAnsi" w:cstheme="minorHAnsi"/>
           <w:sz w:val="20"/>
           <w:szCs w:val="24"/>
@@ -842,6 +854,7 @@
       </w:pPr>
       <w:r>
         <w:rPr>
+          <w:b/>
           <w:rFonts w:asciiTheme="minorHAnsi" w:eastAsiaTheme="minorHAnsi" w:hAnsiTheme="minorHAnsi" w:cstheme="minorHAnsi"/>
           <w:sz w:val="20"/>
           <w:szCs w:val="24"/>
@@ -850,13 +863,15 @@
       </w:r>
       <w:r>
         <w:rPr>
-          <w:rFonts w:asciiTheme="minorHAnsi" w:eastAsiaTheme="minorHAnsi" w:hAnsiTheme="minorHAnsi" w:cstheme="minorHAnsi"/>
-          <w:sz w:val="20"/>
-          <w:szCs w:val="24"/>
-        </w:rPr>
-      </w:r>
-      <w:r>
-        <w:rPr>
+          <w:b/>
+          <w:rFonts w:asciiTheme="minorHAnsi" w:eastAsiaTheme="minorHAnsi" w:hAnsiTheme="minorHAnsi" w:cstheme="minorHAnsi"/>
+          <w:sz w:val="20"/>
+          <w:szCs w:val="24"/>
+        </w:rPr>
+      </w:r>
+      <w:r>
+        <w:rPr>
+          <w:b/>
           <w:rFonts w:asciiTheme="minorHAnsi" w:eastAsiaTheme="minorHAnsi" w:hAnsiTheme="minorHAnsi" w:cstheme="minorHAnsi"/>
           <w:sz w:val="20"/>
           <w:szCs w:val="24"/>
@@ -1029,47 +1044,7 @@
           <w:sz w:val="20"/>
           <w:szCs w:val="24"/>
         </w:rPr>
-        <w:t>_______________________</w:t>
-      </w:r>
-      <w:r>
-        <w:rPr>
-          <w:rFonts w:asciiTheme="minorHAnsi" w:eastAsiaTheme="minorHAnsi" w:hAnsiTheme="minorHAnsi" w:cstheme="minorHAnsi"/>
-          <w:sz w:val="20"/>
-          <w:szCs w:val="24"/>
-        </w:rPr>
-        <w:t>_______</w:t>
-      </w:r>
-      <w:r>
-        <w:rPr>
-          <w:rFonts w:asciiTheme="minorHAnsi" w:eastAsiaTheme="minorHAnsi" w:hAnsiTheme="minorHAnsi" w:cstheme="minorHAnsi"/>
-          <w:sz w:val="20"/>
-          <w:szCs w:val="24"/>
-        </w:rPr>
-        <w:t>_</w:t>
-      </w:r>
-      <w:r>
-        <w:rPr>
-          <w:rFonts w:asciiTheme="minorHAnsi" w:eastAsiaTheme="minorHAnsi" w:hAnsiTheme="minorHAnsi" w:cstheme="minorHAnsi"/>
-          <w:sz w:val="20"/>
-          <w:szCs w:val="24"/>
-        </w:rPr>
-        <w:t>______</w:t>
-      </w:r>
-      <w:r>
-        <w:rPr>
-          <w:rFonts w:asciiTheme="minorHAnsi" w:eastAsiaTheme="minorHAnsi" w:hAnsiTheme="minorHAnsi" w:cstheme="minorHAnsi"/>
-          <w:sz w:val="20"/>
-          <w:szCs w:val="24"/>
-        </w:rPr>
-        <w:t>____________</w:t>
-      </w:r>
-      <w:r>
-        <w:rPr>
-          <w:rFonts w:asciiTheme="minorHAnsi" w:eastAsiaTheme="minorHAnsi" w:hAnsiTheme="minorHAnsi" w:cstheme="minorHAnsi"/>
-          <w:sz w:val="20"/>
-          <w:szCs w:val="24"/>
-        </w:rPr>
-        <w:t>__</w:t>
+        <w:t>____________________</w:t>
       </w:r>
     </w:p>
     <w:p>

--- a/public/templates/procuracao.docx
+++ b/public/templates/procuracao.docx
@@ -986,7 +986,7 @@
           <w:rFonts w:asciiTheme="minorHAnsi" w:eastAsiaTheme="minorHAnsi" w:hAnsiTheme="minorHAnsi" w:cstheme="minorHAnsi"/>
           <w:sz w:val="20"/>
         </w:rPr>
-        <w:t>São José dos Campos, {data_extenso} às {hora_documento} hs.</w:t>
+        <w:t>São José dos Campos, {data_extenso}.</w:t>
       </w:r>
     </w:p>
     <w:p>

--- a/public/templates/procuracao.docx
+++ b/public/templates/procuracao.docx
@@ -986,7 +986,7 @@
           <w:rFonts w:asciiTheme="minorHAnsi" w:eastAsiaTheme="minorHAnsi" w:hAnsiTheme="minorHAnsi" w:cstheme="minorHAnsi"/>
           <w:sz w:val="20"/>
         </w:rPr>
-        <w:t>São José dos Campos, {data_extenso}.</w:t>
+        <w:t xml:space="preserve">São José dos Campos,                    de                                                            de 20              .</w:t>
       </w:r>
     </w:p>
     <w:p>
@@ -1030,7 +1030,7 @@
     <w:p>
       <w:pPr>
         <w:widowControl w:val="0"/>
-        <w:spacing w:after="100" w:line="360" w:lineRule="auto" w:before="840"/>
+        <w:spacing w:before="1134" w:after="100" w:line="360" w:lineRule="auto"/>
         <w:jc w:val="left"/>
         <w:rPr>
           <w:rFonts w:asciiTheme="minorHAnsi" w:eastAsiaTheme="minorHAnsi" w:hAnsiTheme="minorHAnsi" w:cstheme="minorHAnsi"/>
